--- a/bsc_proposal_valentin_lanz_draft.docx
+++ b/bsc_proposal_valentin_lanz_draft.docx
@@ -264,7 +264,21 @@
           <w:sz w:val="22"/>
           <w:szCs w:val="22"/>
         </w:rPr>
-        <w:t xml:space="preserve"> examine if models that consider nutrient cycling are more accurate.</w:t>
+        <w:t xml:space="preserve"> examine if models that consider nutrient cycling are more accurate</w:t>
+      </w:r>
+      <w:r>
+        <w:rPr>
+          <w:sz w:val="22"/>
+          <w:szCs w:val="22"/>
+        </w:rPr>
+        <w:t xml:space="preserve"> in modelling Arctic vegetation trends</w:t>
+      </w:r>
+      <w:r>
+        <w:rPr>
+          <w:sz w:val="22"/>
+          <w:szCs w:val="22"/>
+        </w:rPr>
+        <w:t>.</w:t>
       </w:r>
     </w:p>
     <w:p>
@@ -707,20 +721,6 @@
           <w:sz w:val="22"/>
           <w:szCs w:val="22"/>
         </w:rPr>
-        <w:t>Some of these models consider the cycling of soil nutrients such as nitrogen and phosphorus</w:t>
-      </w:r>
-      <w:r>
-        <w:rPr>
-          <w:sz w:val="22"/>
-          <w:szCs w:val="22"/>
-        </w:rPr>
-        <w:t xml:space="preserve"> (Schulze et al. 2019).</w:t>
-      </w:r>
-      <w:r>
-        <w:rPr>
-          <w:sz w:val="22"/>
-          <w:szCs w:val="22"/>
-        </w:rPr>
         <w:t xml:space="preserve"> </w:t>
       </w:r>
       <w:r>
@@ -866,6 +866,21 @@
         </w:rPr>
         <w:t xml:space="preserve"> LAI, NDVI and GPP.</w:t>
       </w:r>
+      <w:r>
+        <w:rPr>
+          <w:sz w:val="22"/>
+          <w:szCs w:val="22"/>
+        </w:rPr>
+        <w:t xml:space="preserve"> </w:t>
+      </w:r>
+      <w:r>
+        <w:rPr>
+          <w:color w:val="00B0F0"/>
+          <w:sz w:val="22"/>
+          <w:szCs w:val="22"/>
+        </w:rPr>
+        <w:t>For this project, trend analysis will be limited to LAI only.</w:t>
+      </w:r>
     </w:p>
     <w:p>
       <w:pPr>
@@ -961,6 +976,7 @@
     <w:p>
       <w:pPr>
         <w:rPr>
+          <w:color w:val="FF0000"/>
           <w:sz w:val="22"/>
           <w:szCs w:val="22"/>
           <w:u w:val="single"/>
@@ -968,6 +984,7 @@
       </w:pPr>
       <w:r>
         <w:rPr>
+          <w:color w:val="FF0000"/>
           <w:sz w:val="22"/>
           <w:szCs w:val="22"/>
           <w:u w:val="single"/>
@@ -976,6 +993,7 @@
       </w:r>
       <w:r>
         <w:rPr>
+          <w:color w:val="FF0000"/>
           <w:sz w:val="22"/>
           <w:szCs w:val="22"/>
           <w:u w:val="single"/>
@@ -984,6 +1002,7 @@
       </w:r>
       <w:r>
         <w:rPr>
+          <w:color w:val="FF0000"/>
           <w:sz w:val="22"/>
           <w:szCs w:val="22"/>
           <w:u w:val="single"/>
@@ -992,6 +1011,7 @@
       </w:r>
       <w:r>
         <w:rPr>
+          <w:color w:val="FF0000"/>
           <w:sz w:val="22"/>
           <w:szCs w:val="22"/>
           <w:u w:val="single"/>
@@ -1000,6 +1020,7 @@
       </w:r>
       <w:r>
         <w:rPr>
+          <w:color w:val="FF0000"/>
           <w:sz w:val="22"/>
           <w:szCs w:val="22"/>
         </w:rPr>
@@ -1007,6 +1028,7 @@
       </w:r>
       <w:r>
         <w:rPr>
+          <w:color w:val="FF0000"/>
           <w:sz w:val="22"/>
           <w:szCs w:val="22"/>
         </w:rPr>
@@ -1014,6 +1036,7 @@
       </w:r>
       <w:r>
         <w:rPr>
+          <w:color w:val="FF0000"/>
           <w:sz w:val="22"/>
           <w:szCs w:val="22"/>
         </w:rPr>
@@ -1021,6 +1044,7 @@
       </w:r>
       <w:r>
         <w:rPr>
+          <w:color w:val="FF0000"/>
           <w:sz w:val="22"/>
           <w:szCs w:val="22"/>
         </w:rPr>
@@ -1030,12 +1054,14 @@
     <w:p>
       <w:pPr>
         <w:rPr>
-          <w:sz w:val="22"/>
-          <w:szCs w:val="22"/>
-        </w:rPr>
-      </w:pPr>
-      <w:r>
-        <w:rPr>
+          <w:color w:val="FF0000"/>
+          <w:sz w:val="22"/>
+          <w:szCs w:val="22"/>
+        </w:rPr>
+      </w:pPr>
+      <w:r>
+        <w:rPr>
+          <w:color w:val="FF0000"/>
           <w:sz w:val="22"/>
           <w:szCs w:val="22"/>
         </w:rPr>
@@ -1043,6 +1069,7 @@
       </w:r>
       <w:r>
         <w:rPr>
+          <w:color w:val="FF0000"/>
           <w:sz w:val="22"/>
           <w:szCs w:val="22"/>
         </w:rPr>
@@ -1050,6 +1077,7 @@
       </w:r>
       <w:r>
         <w:rPr>
+          <w:color w:val="FF0000"/>
           <w:sz w:val="22"/>
           <w:szCs w:val="22"/>
         </w:rPr>
@@ -1057,6 +1085,7 @@
       </w:r>
       <w:r>
         <w:rPr>
+          <w:color w:val="FF0000"/>
           <w:sz w:val="22"/>
           <w:szCs w:val="22"/>
         </w:rPr>
@@ -1066,12 +1095,14 @@
     <w:p>
       <w:pPr>
         <w:rPr>
-          <w:sz w:val="22"/>
-          <w:szCs w:val="22"/>
-        </w:rPr>
-      </w:pPr>
-      <w:r>
-        <w:rPr>
+          <w:color w:val="FF0000"/>
+          <w:sz w:val="22"/>
+          <w:szCs w:val="22"/>
+        </w:rPr>
+      </w:pPr>
+      <w:r>
+        <w:rPr>
+          <w:color w:val="FF0000"/>
           <w:sz w:val="22"/>
           <w:szCs w:val="22"/>
           <w:u w:val="single"/>
@@ -1080,6 +1111,7 @@
       </w:r>
       <w:r>
         <w:rPr>
+          <w:color w:val="FF0000"/>
           <w:sz w:val="22"/>
           <w:szCs w:val="22"/>
           <w:u w:val="single"/>
@@ -1088,6 +1120,7 @@
       </w:r>
       <w:r>
         <w:rPr>
+          <w:color w:val="FF0000"/>
           <w:sz w:val="22"/>
           <w:szCs w:val="22"/>
           <w:u w:val="single"/>
@@ -1096,6 +1129,7 @@
       </w:r>
       <w:r>
         <w:rPr>
+          <w:color w:val="FF0000"/>
           <w:sz w:val="22"/>
           <w:szCs w:val="22"/>
           <w:u w:val="single"/>
@@ -1104,6 +1138,7 @@
       </w:r>
       <w:r>
         <w:rPr>
+          <w:color w:val="FF0000"/>
           <w:sz w:val="22"/>
           <w:szCs w:val="22"/>
           <w:u w:val="single"/>
@@ -1112,6 +1147,7 @@
       </w:r>
       <w:r>
         <w:rPr>
+          <w:color w:val="FF0000"/>
           <w:sz w:val="22"/>
           <w:szCs w:val="22"/>
           <w:u w:val="single"/>
@@ -1120,6 +1156,7 @@
       </w:r>
       <w:r>
         <w:rPr>
+          <w:color w:val="FF0000"/>
           <w:sz w:val="22"/>
           <w:szCs w:val="22"/>
         </w:rPr>
@@ -1127,6 +1164,7 @@
       </w:r>
       <w:r>
         <w:rPr>
+          <w:color w:val="FF0000"/>
           <w:sz w:val="22"/>
           <w:szCs w:val="22"/>
         </w:rPr>
@@ -1134,6 +1172,7 @@
       </w:r>
       <w:r>
         <w:rPr>
+          <w:color w:val="FF0000"/>
           <w:sz w:val="22"/>
           <w:szCs w:val="22"/>
         </w:rPr>
@@ -1141,6 +1180,7 @@
       </w:r>
       <w:r>
         <w:rPr>
+          <w:color w:val="FF0000"/>
           <w:sz w:val="22"/>
           <w:szCs w:val="22"/>
         </w:rPr>
@@ -1148,6 +1188,7 @@
       </w:r>
       <w:r>
         <w:rPr>
+          <w:color w:val="FF0000"/>
           <w:sz w:val="22"/>
           <w:szCs w:val="22"/>
         </w:rPr>
@@ -1155,6 +1196,7 @@
       </w:r>
       <w:r>
         <w:rPr>
+          <w:color w:val="FF0000"/>
           <w:sz w:val="22"/>
           <w:szCs w:val="22"/>
         </w:rPr>
@@ -1162,6 +1204,7 @@
       </w:r>
       <w:r>
         <w:rPr>
+          <w:color w:val="FF0000"/>
           <w:sz w:val="22"/>
           <w:szCs w:val="22"/>
         </w:rPr>
@@ -1169,6 +1212,7 @@
       </w:r>
       <w:r>
         <w:rPr>
+          <w:color w:val="FF0000"/>
           <w:sz w:val="22"/>
           <w:szCs w:val="22"/>
         </w:rPr>
@@ -1176,6 +1220,7 @@
       </w:r>
       <w:r>
         <w:rPr>
+          <w:color w:val="FF0000"/>
           <w:sz w:val="22"/>
           <w:szCs w:val="22"/>
         </w:rPr>
@@ -1183,6 +1228,7 @@
       </w:r>
       <w:r>
         <w:rPr>
+          <w:color w:val="FF0000"/>
           <w:sz w:val="22"/>
           <w:szCs w:val="22"/>
         </w:rPr>
@@ -1190,6 +1236,7 @@
       </w:r>
       <w:r>
         <w:rPr>
+          <w:color w:val="FF0000"/>
           <w:sz w:val="22"/>
           <w:szCs w:val="22"/>
         </w:rPr>
@@ -1197,6 +1244,7 @@
       </w:r>
       <w:r>
         <w:rPr>
+          <w:color w:val="FF0000"/>
           <w:sz w:val="22"/>
           <w:szCs w:val="22"/>
         </w:rPr>
@@ -1204,6 +1252,7 @@
       </w:r>
       <w:r>
         <w:rPr>
+          <w:color w:val="FF0000"/>
           <w:sz w:val="22"/>
           <w:szCs w:val="22"/>
         </w:rPr>
@@ -1211,6 +1260,7 @@
       </w:r>
       <w:r>
         <w:rPr>
+          <w:color w:val="FF0000"/>
           <w:sz w:val="22"/>
           <w:szCs w:val="22"/>
         </w:rPr>
@@ -1218,6 +1268,7 @@
       </w:r>
       <w:r>
         <w:rPr>
+          <w:color w:val="FF0000"/>
           <w:sz w:val="22"/>
           <w:szCs w:val="22"/>
         </w:rPr>
@@ -1282,7 +1333,7 @@
           <w:sz w:val="22"/>
           <w:szCs w:val="22"/>
         </w:rPr>
-        <w:t>What are the trends in arctic vegetation growth</w:t>
+        <w:t xml:space="preserve">What are the trends in </w:t>
       </w:r>
       <w:r>
         <w:rPr>
@@ -1291,6 +1342,33 @@
           <w:sz w:val="22"/>
           <w:szCs w:val="22"/>
         </w:rPr>
+        <w:t>A</w:t>
+      </w:r>
+      <w:r>
+        <w:rPr>
+          <w:b/>
+          <w:bCs/>
+          <w:sz w:val="22"/>
+          <w:szCs w:val="22"/>
+        </w:rPr>
+        <w:t xml:space="preserve">rctic </w:t>
+      </w:r>
+      <w:r>
+        <w:rPr>
+          <w:b/>
+          <w:bCs/>
+          <w:sz w:val="22"/>
+          <w:szCs w:val="22"/>
+        </w:rPr>
+        <w:t>greening</w:t>
+      </w:r>
+      <w:r>
+        <w:rPr>
+          <w:b/>
+          <w:bCs/>
+          <w:sz w:val="22"/>
+          <w:szCs w:val="22"/>
+        </w:rPr>
         <w:t>?</w:t>
       </w:r>
     </w:p>
@@ -1327,14 +1405,46 @@
           <w:sz w:val="22"/>
           <w:szCs w:val="22"/>
         </w:rPr>
-        <w:t xml:space="preserve"> based on different variables and products</w:t>
-      </w:r>
-      <w:r>
-        <w:rPr>
-          <w:sz w:val="22"/>
-          <w:szCs w:val="22"/>
-        </w:rPr>
-        <w:t>. Results will display trends in variables that represent greening, such as GPP, LAI and NDVI.</w:t>
+        <w:t xml:space="preserve"> </w:t>
+      </w:r>
+      <w:r>
+        <w:rPr>
+          <w:color w:val="00B0F0"/>
+          <w:sz w:val="22"/>
+          <w:szCs w:val="22"/>
+        </w:rPr>
+        <w:t xml:space="preserve">based on </w:t>
+      </w:r>
+      <w:r>
+        <w:rPr>
+          <w:color w:val="00B0F0"/>
+          <w:sz w:val="22"/>
+          <w:szCs w:val="22"/>
+        </w:rPr>
+        <w:t>the AVHRR product from (Jeong et al. 2024)</w:t>
+      </w:r>
+      <w:r>
+        <w:rPr>
+          <w:color w:val="00B0F0"/>
+          <w:sz w:val="22"/>
+          <w:szCs w:val="22"/>
+        </w:rPr>
+        <w:t>. Results will display trends in</w:t>
+      </w:r>
+      <w:r>
+        <w:rPr>
+          <w:color w:val="00B0F0"/>
+          <w:sz w:val="22"/>
+          <w:szCs w:val="22"/>
+        </w:rPr>
+        <w:t xml:space="preserve"> LAI observations</w:t>
+      </w:r>
+      <w:r>
+        <w:rPr>
+          <w:sz w:val="22"/>
+          <w:szCs w:val="22"/>
+        </w:rPr>
+        <w:t>.</w:t>
       </w:r>
       <w:r>
         <w:rPr>
@@ -1443,7 +1553,39 @@
           <w:szCs w:val="22"/>
           <w:lang w:val="en-US"/>
         </w:rPr>
-        <w:t>from the AHVRR product</w:t>
+        <w:t xml:space="preserve">from the </w:t>
+      </w:r>
+      <w:r>
+        <w:rPr>
+          <w:sz w:val="22"/>
+          <w:szCs w:val="22"/>
+          <w:lang w:val="en-US"/>
+        </w:rPr>
+        <w:t xml:space="preserve">(Jeong et al. 2024) </w:t>
+      </w:r>
+      <w:r>
+        <w:rPr>
+          <w:sz w:val="22"/>
+          <w:szCs w:val="22"/>
+          <w:lang w:val="en-US"/>
+        </w:rPr>
+        <w:t>AV</w:t>
+      </w:r>
+      <w:r>
+        <w:rPr>
+          <w:sz w:val="22"/>
+          <w:szCs w:val="22"/>
+          <w:lang w:val="en-US"/>
+        </w:rPr>
+        <w:t>H</w:t>
+      </w:r>
+      <w:r>
+        <w:rPr>
+          <w:sz w:val="22"/>
+          <w:szCs w:val="22"/>
+          <w:lang w:val="en-US"/>
+        </w:rPr>
+        <w:t>RR product</w:t>
       </w:r>
       <w:r>
         <w:rPr>
@@ -1718,15 +1860,31 @@
           <w:szCs w:val="22"/>
           <w:lang w:val="en-US"/>
         </w:rPr>
-        <w:t xml:space="preserve">use a </w:t>
-      </w:r>
-      <w:r>
-        <w:rPr>
-          <w:sz w:val="22"/>
-          <w:szCs w:val="22"/>
-          <w:lang w:val="en-US"/>
-        </w:rPr>
-        <w:t xml:space="preserve">LAI product, a NDVI product, and GPP product (Table 1). </w:t>
+        <w:t>use a</w:t>
+      </w:r>
+      <w:r>
+        <w:rPr>
+          <w:sz w:val="22"/>
+          <w:szCs w:val="22"/>
+          <w:lang w:val="en-US"/>
+        </w:rPr>
+        <w:t>n</w:t>
+      </w:r>
+      <w:r>
+        <w:rPr>
+          <w:sz w:val="22"/>
+          <w:szCs w:val="22"/>
+          <w:lang w:val="en-US"/>
+        </w:rPr>
+        <w:t xml:space="preserve"> </w:t>
+      </w:r>
+      <w:r>
+        <w:rPr>
+          <w:sz w:val="22"/>
+          <w:szCs w:val="22"/>
+          <w:lang w:val="en-US"/>
+        </w:rPr>
+        <w:t xml:space="preserve">LAI product (Table 1). </w:t>
       </w:r>
       <w:r>
         <w:rPr>
@@ -1880,7 +2038,7 @@
         </w:tc>
         <w:tc>
           <w:tcPr>
-            <w:tcW w:w="2265" w:type="dxa"/>
+            <w:tcW w:w="2597" w:type="dxa"/>
           </w:tcPr>
           <w:p>
             <w:pPr>
@@ -1948,7 +2106,7 @@
         </w:tc>
         <w:tc>
           <w:tcPr>
-            <w:tcW w:w="2265" w:type="dxa"/>
+            <w:tcW w:w="2597" w:type="dxa"/>
           </w:tcPr>
           <w:p>
             <w:pPr>
@@ -2010,6 +2168,8 @@
           <w:p>
             <w:pPr>
               <w:rPr>
+                <w:b/>
+                <w:bCs/>
                 <w:sz w:val="22"/>
                 <w:szCs w:val="22"/>
                 <w:lang w:val="en-US"/>
@@ -2017,17 +2177,19 @@
             </w:pPr>
             <w:r>
               <w:rPr>
+                <w:b/>
+                <w:bCs/>
                 <w:sz w:val="22"/>
                 <w:szCs w:val="22"/>
                 <w:lang w:val="en-US"/>
               </w:rPr>
-              <w:t>NDVI</w:t>
+              <w:t>Models</w:t>
             </w:r>
           </w:p>
         </w:tc>
         <w:tc>
           <w:tcPr>
-            <w:tcW w:w="2265" w:type="dxa"/>
+            <w:tcW w:w="2597" w:type="dxa"/>
           </w:tcPr>
           <w:p>
             <w:pPr>
@@ -2037,14 +2199,6 @@
                 <w:lang w:val="en-US"/>
               </w:rPr>
             </w:pPr>
-            <w:r>
-              <w:rPr>
-                <w:sz w:val="22"/>
-                <w:szCs w:val="22"/>
-                <w:lang w:val="en-US"/>
-              </w:rPr>
-              <w:t>MODIS NDVI</w:t>
-            </w:r>
           </w:p>
         </w:tc>
         <w:tc>
@@ -2081,173 +2235,13 @@
                 <w:szCs w:val="22"/>
                 <w:lang w:val="en-US"/>
               </w:rPr>
-              <w:t>GPP</w:t>
-            </w:r>
-          </w:p>
-        </w:tc>
-        <w:tc>
-          <w:tcPr>
-            <w:tcW w:w="2265" w:type="dxa"/>
-          </w:tcPr>
-          <w:p>
-            <w:pPr>
-              <w:rPr>
-                <w:sz w:val="22"/>
-                <w:szCs w:val="22"/>
-                <w:lang w:val="en-US"/>
-              </w:rPr>
-            </w:pPr>
-            <w:r>
-              <w:rPr>
-                <w:sz w:val="22"/>
-                <w:szCs w:val="22"/>
-                <w:lang w:val="en-US"/>
-              </w:rPr>
-              <w:t>MODIS_OD17A3HGF.061</w:t>
-            </w:r>
-          </w:p>
-        </w:tc>
-        <w:tc>
-          <w:tcPr>
-            <w:tcW w:w="2266" w:type="dxa"/>
-          </w:tcPr>
-          <w:p>
-            <w:pPr>
-              <w:rPr>
-                <w:sz w:val="22"/>
-                <w:szCs w:val="22"/>
-                <w:lang w:val="en-US"/>
-              </w:rPr>
-            </w:pPr>
-          </w:p>
-        </w:tc>
-      </w:tr>
-      <w:tr>
-        <w:tc>
-          <w:tcPr>
-            <w:tcW w:w="2265" w:type="dxa"/>
-          </w:tcPr>
-          <w:p>
-            <w:pPr>
-              <w:rPr>
-                <w:sz w:val="22"/>
-                <w:szCs w:val="22"/>
-                <w:lang w:val="en-US"/>
-              </w:rPr>
-            </w:pPr>
-          </w:p>
-        </w:tc>
-        <w:tc>
-          <w:tcPr>
-            <w:tcW w:w="2265" w:type="dxa"/>
-          </w:tcPr>
-          <w:p>
-            <w:pPr>
-              <w:rPr>
-                <w:sz w:val="22"/>
-                <w:szCs w:val="22"/>
-                <w:lang w:val="en-US"/>
-              </w:rPr>
-            </w:pPr>
-          </w:p>
-        </w:tc>
-        <w:tc>
-          <w:tcPr>
-            <w:tcW w:w="2266" w:type="dxa"/>
-          </w:tcPr>
-          <w:p>
-            <w:pPr>
-              <w:rPr>
-                <w:sz w:val="22"/>
-                <w:szCs w:val="22"/>
-                <w:lang w:val="en-US"/>
-              </w:rPr>
-            </w:pPr>
-          </w:p>
-        </w:tc>
-      </w:tr>
-      <w:tr>
-        <w:tc>
-          <w:tcPr>
-            <w:tcW w:w="2265" w:type="dxa"/>
-          </w:tcPr>
-          <w:p>
-            <w:pPr>
-              <w:rPr>
-                <w:b/>
-                <w:bCs/>
-                <w:sz w:val="22"/>
-                <w:szCs w:val="22"/>
-                <w:lang w:val="en-US"/>
-              </w:rPr>
-            </w:pPr>
-            <w:r>
-              <w:rPr>
-                <w:b/>
-                <w:bCs/>
-                <w:sz w:val="22"/>
-                <w:szCs w:val="22"/>
-                <w:lang w:val="en-US"/>
-              </w:rPr>
-              <w:t>Models</w:t>
-            </w:r>
-          </w:p>
-        </w:tc>
-        <w:tc>
-          <w:tcPr>
-            <w:tcW w:w="2265" w:type="dxa"/>
-          </w:tcPr>
-          <w:p>
-            <w:pPr>
-              <w:rPr>
-                <w:sz w:val="22"/>
-                <w:szCs w:val="22"/>
-                <w:lang w:val="en-US"/>
-              </w:rPr>
-            </w:pPr>
-          </w:p>
-        </w:tc>
-        <w:tc>
-          <w:tcPr>
-            <w:tcW w:w="2266" w:type="dxa"/>
-          </w:tcPr>
-          <w:p>
-            <w:pPr>
-              <w:rPr>
-                <w:sz w:val="22"/>
-                <w:szCs w:val="22"/>
-                <w:lang w:val="en-US"/>
-              </w:rPr>
-            </w:pPr>
-          </w:p>
-        </w:tc>
-      </w:tr>
-      <w:tr>
-        <w:tc>
-          <w:tcPr>
-            <w:tcW w:w="2265" w:type="dxa"/>
-          </w:tcPr>
-          <w:p>
-            <w:pPr>
-              <w:rPr>
-                <w:sz w:val="22"/>
-                <w:szCs w:val="22"/>
-                <w:lang w:val="en-US"/>
-              </w:rPr>
-            </w:pPr>
-            <w:r>
-              <w:rPr>
-                <w:sz w:val="22"/>
-                <w:szCs w:val="22"/>
-                <w:lang w:val="en-US"/>
-              </w:rPr>
               <w:t xml:space="preserve">LAI </w:t>
             </w:r>
           </w:p>
         </w:tc>
         <w:tc>
           <w:tcPr>
-            <w:tcW w:w="2265" w:type="dxa"/>
+            <w:tcW w:w="2597" w:type="dxa"/>
           </w:tcPr>
           <w:p>
             <w:pPr>
@@ -2287,58 +2281,6 @@
               </w:rPr>
               <w:t>Sitch et al., 2024</w:t>
             </w:r>
-          </w:p>
-        </w:tc>
-      </w:tr>
-      <w:tr>
-        <w:tc>
-          <w:tcPr>
-            <w:tcW w:w="2265" w:type="dxa"/>
-          </w:tcPr>
-          <w:p>
-            <w:pPr>
-              <w:rPr>
-                <w:sz w:val="22"/>
-                <w:szCs w:val="22"/>
-                <w:lang w:val="en-US"/>
-              </w:rPr>
-            </w:pPr>
-            <w:r>
-              <w:rPr>
-                <w:sz w:val="22"/>
-                <w:szCs w:val="22"/>
-                <w:lang w:val="en-US"/>
-              </w:rPr>
-              <w:t>Maybe GPP?</w:t>
-            </w:r>
-          </w:p>
-        </w:tc>
-        <w:tc>
-          <w:tcPr>
-            <w:tcW w:w="2265" w:type="dxa"/>
-          </w:tcPr>
-          <w:p>
-            <w:pPr>
-              <w:rPr>
-                <w:sz w:val="22"/>
-                <w:szCs w:val="22"/>
-                <w:lang w:val="en-US"/>
-              </w:rPr>
-            </w:pPr>
-          </w:p>
-        </w:tc>
-        <w:tc>
-          <w:tcPr>
-            <w:tcW w:w="2266" w:type="dxa"/>
-          </w:tcPr>
-          <w:p>
-            <w:pPr>
-              <w:rPr>
-                <w:sz w:val="22"/>
-                <w:szCs w:val="22"/>
-                <w:lang w:val="en-US"/>
-              </w:rPr>
-            </w:pPr>
           </w:p>
         </w:tc>
       </w:tr>
@@ -2752,61 +2694,52 @@
     <w:p>
       <w:pPr>
         <w:rPr>
-          <w:sz w:val="22"/>
-          <w:szCs w:val="22"/>
-        </w:rPr>
-      </w:pPr>
-      <w:r>
-        <w:rPr>
-          <w:sz w:val="22"/>
-          <w:szCs w:val="22"/>
-          <w:lang w:val="en-US"/>
-        </w:rPr>
-        <w:t xml:space="preserve">I will also perform a spatial performance analysis of the models. </w:t>
-      </w:r>
-      <w:commentRangeStart w:id="9"/>
-      <w:r>
-        <w:rPr>
-          <w:sz w:val="22"/>
-          <w:szCs w:val="22"/>
-          <w:lang w:val="en-US"/>
-        </w:rPr>
-        <w:t xml:space="preserve">For </w:t>
-      </w:r>
-      <w:r>
-        <w:rPr>
-          <w:sz w:val="22"/>
-          <w:szCs w:val="22"/>
-        </w:rPr>
-        <w:t>each spatial cell</w:t>
-      </w:r>
-      <w:commentRangeEnd w:id="9"/>
-      <w:r>
-        <w:rPr>
-          <w:rStyle w:val="Kommentarzeichen"/>
-        </w:rPr>
-        <w:commentReference w:id="9"/>
-      </w:r>
-      <w:r>
-        <w:rPr>
-          <w:sz w:val="22"/>
-          <w:szCs w:val="22"/>
-        </w:rPr>
-        <w:t>, I will have a trendline for LAI observations and 1</w:t>
-      </w:r>
-      <w:r>
-        <w:rPr>
-          <w:sz w:val="22"/>
-          <w:szCs w:val="22"/>
-        </w:rPr>
-        <w:t>7</w:t>
-      </w:r>
-      <w:r>
-        <w:rPr>
-          <w:sz w:val="22"/>
-          <w:szCs w:val="22"/>
-        </w:rPr>
-        <w:t xml:space="preserve"> model trendlines, one for each of the different DGVMs.</w:t>
+          <w:color w:val="00B0F0"/>
+          <w:sz w:val="22"/>
+          <w:szCs w:val="22"/>
+        </w:rPr>
+      </w:pPr>
+      <w:r>
+        <w:rPr>
+          <w:color w:val="000000" w:themeColor="text1"/>
+          <w:sz w:val="22"/>
+          <w:szCs w:val="22"/>
+          <w:lang w:val="en-US"/>
+        </w:rPr>
+        <w:t>I will also perform a spatial performance analysis of the models</w:t>
+      </w:r>
+      <w:r>
+        <w:rPr>
+          <w:color w:val="000000" w:themeColor="text1"/>
+          <w:sz w:val="22"/>
+          <w:szCs w:val="22"/>
+          <w:lang w:val="en-US"/>
+        </w:rPr>
+        <w:t>.</w:t>
+      </w:r>
+      <w:r>
+        <w:rPr>
+          <w:color w:val="000000" w:themeColor="text1"/>
+          <w:sz w:val="22"/>
+          <w:szCs w:val="22"/>
+        </w:rPr>
+        <w:t xml:space="preserve"> </w:t>
+      </w:r>
+      <w:r>
+        <w:rPr>
+          <w:color w:val="00B0F0"/>
+          <w:sz w:val="22"/>
+          <w:szCs w:val="22"/>
+        </w:rPr>
+        <w:t xml:space="preserve">For each model I will plot a map </w:t>
+      </w:r>
+      <w:r>
+        <w:rPr>
+          <w:color w:val="00B0F0"/>
+          <w:sz w:val="22"/>
+          <w:szCs w:val="22"/>
+        </w:rPr>
+        <w:t>showing the slope of trendlines in every spatial cell.</w:t>
       </w:r>
     </w:p>
     <w:p>
@@ -2843,7 +2776,6 @@
           <w:sz w:val="22"/>
           <w:szCs w:val="22"/>
         </w:rPr>
-        <w:lastRenderedPageBreak/>
         <w:t>Do the models that include soil nutrient cycling show more accuracy?</w:t>
       </w:r>
       <w:r>
@@ -2887,7 +2819,7 @@
           <w:szCs w:val="22"/>
           <w:lang w:val="en-US"/>
         </w:rPr>
-        <w:t>using the (10?) models with enabled nitrogen cycle similar to Stocker et al. (2024) but only for the Arctic.</w:t>
+        <w:t>using the 10 models with enabled nitrogen cycle similar to Stocker et al. (2024) but only for the Arctic.</w:t>
       </w:r>
     </w:p>
     <w:p>
@@ -2937,7 +2869,7 @@
       </w:tblGrid>
       <w:tr>
         <w:trPr>
-          <w:trHeight w:val="410"/>
+          <w:trHeight w:val="2396"/>
         </w:trPr>
         <w:tc>
           <w:tcPr>
@@ -2956,6 +2888,126 @@
                 <w:szCs w:val="22"/>
               </w:rPr>
               <w:t>07.04.</w:t>
+            </w:r>
+          </w:p>
+          <w:p>
+            <w:pPr>
+              <w:rPr>
+                <w:sz w:val="22"/>
+                <w:szCs w:val="22"/>
+              </w:rPr>
+            </w:pPr>
+            <w:r>
+              <w:rPr>
+                <w:sz w:val="22"/>
+                <w:szCs w:val="22"/>
+              </w:rPr>
+              <w:t>13.04.</w:t>
+            </w:r>
+          </w:p>
+          <w:p>
+            <w:pPr>
+              <w:rPr>
+                <w:sz w:val="22"/>
+                <w:szCs w:val="22"/>
+              </w:rPr>
+            </w:pPr>
+            <w:r>
+              <w:rPr>
+                <w:sz w:val="22"/>
+                <w:szCs w:val="22"/>
+              </w:rPr>
+              <w:t>21.04.</w:t>
+            </w:r>
+          </w:p>
+          <w:p>
+            <w:pPr>
+              <w:rPr>
+                <w:sz w:val="22"/>
+                <w:szCs w:val="22"/>
+              </w:rPr>
+            </w:pPr>
+            <w:r>
+              <w:rPr>
+                <w:sz w:val="22"/>
+                <w:szCs w:val="22"/>
+              </w:rPr>
+              <w:t>28.04.</w:t>
+            </w:r>
+          </w:p>
+          <w:p>
+            <w:pPr>
+              <w:rPr>
+                <w:sz w:val="22"/>
+                <w:szCs w:val="22"/>
+              </w:rPr>
+            </w:pPr>
+            <w:r>
+              <w:rPr>
+                <w:sz w:val="22"/>
+                <w:szCs w:val="22"/>
+              </w:rPr>
+              <w:t>05.05.</w:t>
+            </w:r>
+          </w:p>
+          <w:p>
+            <w:pPr>
+              <w:rPr>
+                <w:sz w:val="22"/>
+                <w:szCs w:val="22"/>
+              </w:rPr>
+            </w:pPr>
+            <w:r>
+              <w:rPr>
+                <w:sz w:val="22"/>
+                <w:szCs w:val="22"/>
+              </w:rPr>
+              <w:t>12.05.</w:t>
+            </w:r>
+          </w:p>
+          <w:p>
+            <w:pPr>
+              <w:rPr>
+                <w:sz w:val="22"/>
+                <w:szCs w:val="22"/>
+              </w:rPr>
+            </w:pPr>
+            <w:r>
+              <w:rPr>
+                <w:sz w:val="22"/>
+                <w:szCs w:val="22"/>
+              </w:rPr>
+              <w:t>19.05.</w:t>
+            </w:r>
+          </w:p>
+          <w:p>
+            <w:pPr>
+              <w:rPr>
+                <w:sz w:val="22"/>
+                <w:szCs w:val="22"/>
+              </w:rPr>
+            </w:pPr>
+            <w:r>
+              <w:rPr>
+                <w:sz w:val="22"/>
+                <w:szCs w:val="22"/>
+              </w:rPr>
+              <w:t>26.05.</w:t>
+            </w:r>
+          </w:p>
+          <w:p>
+            <w:pPr>
+              <w:rPr>
+                <w:sz w:val="22"/>
+                <w:szCs w:val="22"/>
+              </w:rPr>
+            </w:pPr>
+            <w:r>
+              <w:rPr>
+                <w:sz w:val="22"/>
+                <w:szCs w:val="22"/>
+              </w:rPr>
+              <w:t>01.06.</w:t>
             </w:r>
           </w:p>
         </w:tc>
@@ -2978,16 +3030,6 @@
               <w:t>Proposal</w:t>
             </w:r>
           </w:p>
-        </w:tc>
-      </w:tr>
-      <w:tr>
-        <w:trPr>
-          <w:trHeight w:val="657"/>
-        </w:trPr>
-        <w:tc>
-          <w:tcPr>
-            <w:tcW w:w="1560" w:type="dxa"/>
-          </w:tcPr>
           <w:p>
             <w:pPr>
               <w:rPr>
@@ -3000,14 +3042,9 @@
                 <w:sz w:val="22"/>
                 <w:szCs w:val="22"/>
               </w:rPr>
-              <w:t>21. 04.</w:t>
+              <w:t>Observations: Trend analysis, trend quantification, trend map</w:t>
             </w:r>
           </w:p>
-        </w:tc>
-        <w:tc>
-          <w:tcPr>
-            <w:tcW w:w="7502" w:type="dxa"/>
-          </w:tcPr>
           <w:p>
             <w:pPr>
               <w:rPr>
@@ -3020,94 +3057,104 @@
                 <w:sz w:val="22"/>
                 <w:szCs w:val="22"/>
               </w:rPr>
-              <w:t xml:space="preserve">Wrangle and process </w:t>
+              <w:t>Download Trendy Data (someone): 17 models, 10 N cycle</w:t>
             </w:r>
+          </w:p>
+          <w:p>
+            <w:pPr>
+              <w:rPr>
+                <w:sz w:val="22"/>
+                <w:szCs w:val="22"/>
+              </w:rPr>
+            </w:pPr>
             <w:r>
               <w:rPr>
                 <w:sz w:val="22"/>
                 <w:szCs w:val="22"/>
               </w:rPr>
-              <w:t>Observation</w:t>
+              <w:t>Model trends &amp; automatisation</w:t>
             </w:r>
+          </w:p>
+          <w:p>
+            <w:pPr>
+              <w:rPr>
+                <w:sz w:val="22"/>
+                <w:szCs w:val="22"/>
+              </w:rPr>
+            </w:pPr>
             <w:r>
               <w:rPr>
                 <w:sz w:val="22"/>
                 <w:szCs w:val="22"/>
               </w:rPr>
-              <w:t xml:space="preserve"> data</w:t>
+              <w:t>Model trends &amp; automatisation, comparison with observations</w:t>
             </w:r>
+          </w:p>
+          <w:p>
+            <w:pPr>
+              <w:rPr>
+                <w:sz w:val="22"/>
+                <w:szCs w:val="22"/>
+              </w:rPr>
+            </w:pPr>
             <w:r>
               <w:rPr>
                 <w:sz w:val="22"/>
                 <w:szCs w:val="22"/>
               </w:rPr>
-              <w:t xml:space="preserve"> (LAI/GPP/NDVI mean, spatial analysis)</w:t>
+              <w:t>Map trends, maybe spatial mean? Automatised</w:t>
             </w:r>
+          </w:p>
+          <w:p>
+            <w:pPr>
+              <w:rPr>
+                <w:sz w:val="22"/>
+                <w:szCs w:val="22"/>
+              </w:rPr>
+            </w:pPr>
             <w:r>
               <w:rPr>
                 <w:sz w:val="22"/>
                 <w:szCs w:val="22"/>
               </w:rPr>
-              <w:t>. Get familiar with R Terra</w:t>
+              <w:t>Map comparison</w:t>
             </w:r>
+          </w:p>
+          <w:p>
+            <w:pPr>
+              <w:rPr>
+                <w:sz w:val="22"/>
+                <w:szCs w:val="22"/>
+              </w:rPr>
+            </w:pPr>
             <w:r>
               <w:rPr>
                 <w:sz w:val="22"/>
                 <w:szCs w:val="22"/>
               </w:rPr>
-              <w:t xml:space="preserve"> and DGVMs.</w:t>
+              <w:t>Find out which models have N cycle</w:t>
+            </w:r>
+          </w:p>
+          <w:p>
+            <w:pPr>
+              <w:rPr>
+                <w:sz w:val="22"/>
+                <w:szCs w:val="22"/>
+              </w:rPr>
+            </w:pPr>
+            <w:r>
+              <w:rPr>
+                <w:sz w:val="22"/>
+                <w:szCs w:val="22"/>
+              </w:rPr>
+              <w:t>Compare boxplots of trends between with/without N cycle</w:t>
             </w:r>
           </w:p>
         </w:tc>
       </w:tr>
       <w:tr>
         <w:trPr>
-          <w:trHeight w:val="412"/>
-        </w:trPr>
-        <w:tc>
-          <w:tcPr>
-            <w:tcW w:w="1560" w:type="dxa"/>
-          </w:tcPr>
-          <w:p>
-            <w:pPr>
-              <w:rPr>
-                <w:sz w:val="22"/>
-                <w:szCs w:val="22"/>
-              </w:rPr>
-            </w:pPr>
-            <w:r>
-              <w:rPr>
-                <w:sz w:val="22"/>
-                <w:szCs w:val="22"/>
-              </w:rPr>
-              <w:t>26.05.</w:t>
-            </w:r>
-          </w:p>
-        </w:tc>
-        <w:tc>
-          <w:tcPr>
-            <w:tcW w:w="7502" w:type="dxa"/>
-          </w:tcPr>
-          <w:p>
-            <w:pPr>
-              <w:rPr>
-                <w:sz w:val="22"/>
-                <w:szCs w:val="22"/>
-              </w:rPr>
-            </w:pPr>
-            <w:r>
-              <w:rPr>
-                <w:sz w:val="22"/>
-                <w:szCs w:val="22"/>
-              </w:rPr>
-              <w:t>Do the programming. Process model data.</w:t>
-            </w:r>
-          </w:p>
-        </w:tc>
-      </w:tr>
-      <w:tr>
-        <w:trPr>
-          <w:trHeight w:val="418"/>
+          <w:trHeight w:val="262"/>
         </w:trPr>
         <w:tc>
           <w:tcPr>
@@ -3151,6 +3198,9 @@
         </w:tc>
       </w:tr>
       <w:tr>
+        <w:trPr>
+          <w:trHeight w:val="567"/>
+        </w:trPr>
         <w:tc>
           <w:tcPr>
             <w:tcW w:w="1560" w:type="dxa"/>
@@ -4302,22 +4352,6 @@
           <w:szCs w:val="20"/>
         </w:rPr>
         <w:t>I would not go further than this for a BSc</w:t>
-      </w:r>
-    </w:p>
-  </w:comment>
-  <w:comment w:id="9" w:author="Lanz, Valentin Jonathan (STUDENTS)" w:date="2026-03-31T08:15:00Z" w:initials="VL">
-    <w:p>
-      <w:pPr>
-        <w:pStyle w:val="Kommentartext"/>
-      </w:pPr>
-      <w:r>
-        <w:rPr>
-          <w:rStyle w:val="Kommentarzeichen"/>
-        </w:rPr>
-        <w:annotationRef/>
-      </w:r>
-      <w:r>
-        <w:t>Is this feasible?</w:t>
       </w:r>
     </w:p>
   </w:comment>
@@ -4335,7 +4369,6 @@
   <w15:commentEx w15:paraId="4D9B2CA0" w15:done="0"/>
   <w15:commentEx w15:paraId="35AB923C" w15:done="0"/>
   <w15:commentEx w15:paraId="4FDD3540" w15:done="0"/>
-  <w15:commentEx w15:paraId="0C868C71" w15:done="0"/>
 </w15:commentsEx>
 </file>
 
@@ -4350,7 +4383,6 @@
   <w16cex:commentExtensible w16cex:durableId="7F084EB3" w16cex:dateUtc="2026-03-30T08:21:00Z"/>
   <w16cex:commentExtensible w16cex:durableId="70891BAC" w16cex:dateUtc="2026-03-30T09:05:00Z"/>
   <w16cex:commentExtensible w16cex:durableId="70295FA9" w16cex:dateUtc="2026-03-30T08:31:00Z"/>
-  <w16cex:commentExtensible w16cex:durableId="47C7C821" w16cex:dateUtc="2026-03-31T06:15:00Z"/>
 </w16cex:commentsExtensible>
 </file>
 
@@ -4365,7 +4397,6 @@
   <w16cid:commentId w16cid:paraId="4D9B2CA0" w16cid:durableId="7F084EB3"/>
   <w16cid:commentId w16cid:paraId="35AB923C" w16cid:durableId="70891BAC"/>
   <w16cid:commentId w16cid:paraId="4FDD3540" w16cid:durableId="70295FA9"/>
-  <w16cid:commentId w16cid:paraId="0C868C71" w16cid:durableId="47C7C821"/>
 </w16cid:commentsIds>
 </file>
 
@@ -4520,9 +4551,6 @@
 <w15:people xmlns:wpc="http://schemas.microsoft.com/office/word/2010/wordprocessingCanvas" xmlns:cx="http://schemas.microsoft.com/office/drawing/2014/chartex" xmlns:cx1="http://schemas.microsoft.com/office/drawing/2015/9/8/chartex" xmlns:cx2="http://schemas.microsoft.com/office/drawing/2015/10/21/chartex" xmlns:cx3="http://schemas.microsoft.com/office/drawing/2016/5/9/chartex" xmlns:cx4="http://schemas.microsoft.com/office/drawing/2016/5/10/chartex" xmlns:cx5="http://schemas.microsoft.com/office/drawing/2016/5/11/chartex" xmlns:cx6="http://schemas.microsoft.com/office/drawing/2016/5/12/chartex" xmlns:cx7="http://schemas.microsoft.com/office/drawing/2016/5/13/chartex" xmlns:cx8="http://schemas.microsoft.com/office/drawing/2016/5/14/chartex" xmlns:mc="http://schemas.openxmlformats.org/markup-compatibility/2006" xmlns:aink="http://schemas.microsoft.com/office/drawing/2016/ink" xmlns:am3d="http://schemas.microsoft.com/office/drawing/2017/model3d" xmlns:o="urn:schemas-microsoft-com:office:office" xmlns:oel="http://schemas.microsoft.com/office/2019/extlst" xmlns:r="http://schemas.openxmlformats.org/officeDocument/2006/relationships" xmlns:m="http://schemas.openxmlformats.org/officeDocument/2006/math" xmlns:v="urn:schemas-microsoft-com:vml" xmlns:wp14="http://schemas.microsoft.com/office/word/2010/wordprocessingDrawing" xmlns:wp="http://schemas.openxmlformats.org/drawingml/2006/wordprocessingDrawing" xmlns:w10="urn:schemas-microsoft-com:office:word" xmlns:w="http://schemas.openxmlformats.org/wordprocessingml/2006/main" xmlns:w14="http://schemas.microsoft.com/office/word/2010/wordml" xmlns:w15="http://schemas.microsoft.com/office/word/2012/wordml" xmlns:w16cex="http://schemas.microsoft.com/office/word/2018/wordml/cex" xmlns:w16cid="http://schemas.microsoft.com/office/word/2016/wordml/cid" xmlns:w16="http://schemas.microsoft.com/office/word/2018/wordml" xmlns:w16du="http://schemas.microsoft.com/office/word/2023/wordml/word16du" xmlns:w16sdtdh="http://schemas.microsoft.com/office/word/2020/wordml/sdtdatahash" xmlns:w16sdtfl="http://schemas.microsoft.com/office/word/2024/wordml/sdtformatlock" xmlns:w16se="http://schemas.microsoft.com/office/word/2015/wordml/symex" xmlns:wpg="http://schemas.microsoft.com/office/word/2010/wordprocessingGroup" xmlns:wpi="http://schemas.microsoft.com/office/word/2010/wordprocessingInk" xmlns:wne="http://schemas.microsoft.com/office/word/2006/wordml" xmlns:wps="http://schemas.microsoft.com/office/word/2010/wordprocessingShape" mc:Ignorable="w14 w15 w16se w16cid w16 w16cex w16sdtdh w16sdtfl w16du wp14">
   <w15:person w15:author="Lacroix, Fabrice Kenneth Michel (GIUB)">
     <w15:presenceInfo w15:providerId="AD" w15:userId="S::fabrice.lacroix@unibe.ch::459c2b42-ea13-4d04-812e-7d5f26c4a337"/>
-  </w15:person>
-  <w15:person w15:author="Lanz, Valentin Jonathan (STUDENTS)">
-    <w15:presenceInfo w15:providerId="AD" w15:userId="S::valentin.lanz@students.unibe.ch::d58f1224-ea1c-451b-b0ce-02e18cc2061b"/>
   </w15:person>
 </w15:people>
 </file>
